--- a/docs/04_architecture.docx
+++ b/docs/04_architecture.docx
@@ -887,9 +887,9 @@
         <w:tblLook w:val="04A0" w:firstRow="1" w:lastRow="0" w:firstColumn="1" w:lastColumn="0" w:noHBand="0" w:noVBand="1"/>
       </w:tblPr>
       <w:tblGrid>
-        <w:gridCol w:w="1592"/>
-        <w:gridCol w:w="3795"/>
-        <w:gridCol w:w="3951"/>
+        <w:gridCol w:w="927"/>
+        <w:gridCol w:w="6398"/>
+        <w:gridCol w:w="2013"/>
       </w:tblGrid>
       <w:tr>
         <w:trPr>
@@ -897,7 +897,7 @@
         </w:trPr>
         <w:tc>
           <w:tcPr>
-            <w:tcW w:w="0" w:type="auto"/>
+            <w:tcW w:w="679" w:type="pct"/>
             <w:tcBorders>
               <w:top w:val="single" w:sz="6" w:space="0" w:color="auto"/>
               <w:left w:val="single" w:sz="6" w:space="0" w:color="auto"/>
@@ -945,7 +945,7 @@
         </w:tc>
         <w:tc>
           <w:tcPr>
-            <w:tcW w:w="0" w:type="auto"/>
+            <w:tcW w:w="3243" w:type="pct"/>
             <w:tcBorders>
               <w:top w:val="single" w:sz="6" w:space="0" w:color="auto"/>
               <w:left w:val="single" w:sz="6" w:space="0" w:color="auto"/>
@@ -1043,7 +1043,7 @@
       <w:tr>
         <w:tc>
           <w:tcPr>
-            <w:tcW w:w="0" w:type="auto"/>
+            <w:tcW w:w="679" w:type="pct"/>
             <w:tcBorders>
               <w:top w:val="single" w:sz="6" w:space="0" w:color="auto"/>
               <w:left w:val="single" w:sz="6" w:space="0" w:color="auto"/>
@@ -1087,7 +1087,7 @@
         </w:tc>
         <w:tc>
           <w:tcPr>
-            <w:tcW w:w="0" w:type="auto"/>
+            <w:tcW w:w="3243" w:type="pct"/>
             <w:tcBorders>
               <w:top w:val="single" w:sz="6" w:space="0" w:color="auto"/>
               <w:left w:val="single" w:sz="6" w:space="0" w:color="auto"/>
@@ -1177,7 +1177,7 @@
       <w:tr>
         <w:tc>
           <w:tcPr>
-            <w:tcW w:w="0" w:type="auto"/>
+            <w:tcW w:w="679" w:type="pct"/>
             <w:tcBorders>
               <w:top w:val="single" w:sz="6" w:space="0" w:color="auto"/>
               <w:left w:val="single" w:sz="6" w:space="0" w:color="auto"/>
@@ -1221,7 +1221,7 @@
         </w:tc>
         <w:tc>
           <w:tcPr>
-            <w:tcW w:w="0" w:type="auto"/>
+            <w:tcW w:w="3243" w:type="pct"/>
             <w:tcBorders>
               <w:top w:val="single" w:sz="6" w:space="0" w:color="auto"/>
               <w:left w:val="single" w:sz="6" w:space="0" w:color="auto"/>
@@ -1311,7 +1311,7 @@
       <w:tr>
         <w:tc>
           <w:tcPr>
-            <w:tcW w:w="0" w:type="auto"/>
+            <w:tcW w:w="679" w:type="pct"/>
             <w:tcBorders>
               <w:top w:val="single" w:sz="6" w:space="0" w:color="auto"/>
               <w:left w:val="single" w:sz="6" w:space="0" w:color="auto"/>
@@ -1355,7 +1355,7 @@
         </w:tc>
         <w:tc>
           <w:tcPr>
-            <w:tcW w:w="0" w:type="auto"/>
+            <w:tcW w:w="3243" w:type="pct"/>
             <w:tcBorders>
               <w:top w:val="single" w:sz="6" w:space="0" w:color="auto"/>
               <w:left w:val="single" w:sz="6" w:space="0" w:color="auto"/>
@@ -1445,6 +1445,94 @@
       <w:tr>
         <w:tc>
           <w:tcPr>
+            <w:tcW w:w="679" w:type="pct"/>
+            <w:tcBorders>
+              <w:top w:val="single" w:sz="6" w:space="0" w:color="auto"/>
+              <w:left w:val="single" w:sz="6" w:space="0" w:color="auto"/>
+              <w:bottom w:val="single" w:sz="6" w:space="0" w:color="auto"/>
+              <w:right w:val="single" w:sz="6" w:space="0" w:color="auto"/>
+            </w:tcBorders>
+            <w:noWrap/>
+            <w:tcMar>
+              <w:top w:w="120" w:type="dxa"/>
+              <w:left w:w="180" w:type="dxa"/>
+              <w:bottom w:w="120" w:type="dxa"/>
+              <w:right w:w="180" w:type="dxa"/>
+            </w:tcMar>
+            <w:vAlign w:val="center"/>
+            <w:hideMark/>
+          </w:tcPr>
+          <w:p>
+            <w:pPr>
+              <w:spacing w:after="0" w:line="360" w:lineRule="auto"/>
+              <w:rPr>
+                <w:rFonts w:ascii="Times New Roman" w:eastAsia="Times New Roman" w:hAnsi="Times New Roman" w:cs="Times New Roman"/>
+                <w:kern w:val="0"/>
+                <w:sz w:val="28"/>
+                <w:szCs w:val="28"/>
+                <w:lang w:eastAsia="ru-RU"/>
+                <w14:ligatures w14:val="none"/>
+              </w:rPr>
+            </w:pPr>
+            <w:r>
+              <w:rPr>
+                <w:rFonts w:ascii="Times New Roman" w:eastAsia="Times New Roman" w:hAnsi="Times New Roman" w:cs="Times New Roman"/>
+                <w:kern w:val="0"/>
+                <w:sz w:val="28"/>
+                <w:szCs w:val="28"/>
+                <w:lang w:eastAsia="ru-RU"/>
+                <w14:ligatures w14:val="none"/>
+              </w:rPr>
+              <w:t>Модуль расписания</w:t>
+            </w:r>
+          </w:p>
+        </w:tc>
+        <w:tc>
+          <w:tcPr>
+            <w:tcW w:w="3243" w:type="pct"/>
+            <w:tcBorders>
+              <w:top w:val="single" w:sz="6" w:space="0" w:color="auto"/>
+              <w:left w:val="single" w:sz="6" w:space="0" w:color="auto"/>
+              <w:bottom w:val="single" w:sz="6" w:space="0" w:color="auto"/>
+              <w:right w:val="single" w:sz="6" w:space="0" w:color="auto"/>
+            </w:tcBorders>
+            <w:noWrap/>
+            <w:tcMar>
+              <w:top w:w="120" w:type="dxa"/>
+              <w:left w:w="180" w:type="dxa"/>
+              <w:bottom w:w="120" w:type="dxa"/>
+              <w:right w:w="180" w:type="dxa"/>
+            </w:tcMar>
+            <w:vAlign w:val="center"/>
+            <w:hideMark/>
+          </w:tcPr>
+          <w:p>
+            <w:pPr>
+              <w:spacing w:after="0" w:line="360" w:lineRule="auto"/>
+              <w:rPr>
+                <w:rFonts w:ascii="Times New Roman" w:eastAsia="Times New Roman" w:hAnsi="Times New Roman" w:cs="Times New Roman"/>
+                <w:kern w:val="0"/>
+                <w:sz w:val="28"/>
+                <w:szCs w:val="28"/>
+                <w:lang w:eastAsia="ru-RU"/>
+                <w14:ligatures w14:val="none"/>
+              </w:rPr>
+            </w:pPr>
+            <w:r>
+              <w:rPr>
+                <w:rFonts w:ascii="Times New Roman" w:eastAsia="Times New Roman" w:hAnsi="Times New Roman" w:cs="Times New Roman"/>
+                <w:kern w:val="0"/>
+                <w:sz w:val="28"/>
+                <w:szCs w:val="28"/>
+                <w:lang w:eastAsia="ru-RU"/>
+                <w14:ligatures w14:val="none"/>
+              </w:rPr>
+              <w:t>Хранение и управление расписанием тренировок</w:t>
+            </w:r>
+          </w:p>
+        </w:tc>
+        <w:tc>
+          <w:tcPr>
             <w:tcW w:w="0" w:type="auto"/>
             <w:tcBorders>
               <w:top w:val="single" w:sz="6" w:space="0" w:color="auto"/>
@@ -1483,95 +1571,19 @@
                 <w:lang w:eastAsia="ru-RU"/>
                 <w14:ligatures w14:val="none"/>
               </w:rPr>
-              <w:t>Модуль расписания</w:t>
-            </w:r>
-          </w:p>
-        </w:tc>
-        <w:tc>
-          <w:tcPr>
-            <w:tcW w:w="0" w:type="auto"/>
-            <w:tcBorders>
-              <w:top w:val="single" w:sz="6" w:space="0" w:color="auto"/>
-              <w:left w:val="single" w:sz="6" w:space="0" w:color="auto"/>
-              <w:bottom w:val="single" w:sz="6" w:space="0" w:color="auto"/>
-              <w:right w:val="single" w:sz="6" w:space="0" w:color="auto"/>
-            </w:tcBorders>
-            <w:noWrap/>
-            <w:tcMar>
-              <w:top w:w="120" w:type="dxa"/>
-              <w:left w:w="180" w:type="dxa"/>
-              <w:bottom w:w="120" w:type="dxa"/>
-              <w:right w:w="180" w:type="dxa"/>
-            </w:tcMar>
-            <w:vAlign w:val="center"/>
-            <w:hideMark/>
-          </w:tcPr>
-          <w:p>
-            <w:pPr>
-              <w:spacing w:after="0" w:line="360" w:lineRule="auto"/>
-              <w:rPr>
-                <w:rFonts w:ascii="Times New Roman" w:eastAsia="Times New Roman" w:hAnsi="Times New Roman" w:cs="Times New Roman"/>
-                <w:kern w:val="0"/>
-                <w:sz w:val="28"/>
-                <w:szCs w:val="28"/>
-                <w:lang w:eastAsia="ru-RU"/>
-                <w14:ligatures w14:val="none"/>
-              </w:rPr>
-            </w:pPr>
-            <w:r>
-              <w:rPr>
-                <w:rFonts w:ascii="Times New Roman" w:eastAsia="Times New Roman" w:hAnsi="Times New Roman" w:cs="Times New Roman"/>
-                <w:kern w:val="0"/>
-                <w:sz w:val="28"/>
-                <w:szCs w:val="28"/>
-                <w:lang w:eastAsia="ru-RU"/>
-                <w14:ligatures w14:val="none"/>
-              </w:rPr>
-              <w:t>Хранение и управление расписанием тренировок</w:t>
-            </w:r>
-          </w:p>
-        </w:tc>
-        <w:tc>
-          <w:tcPr>
-            <w:tcW w:w="0" w:type="auto"/>
-            <w:tcBorders>
-              <w:top w:val="single" w:sz="6" w:space="0" w:color="auto"/>
-              <w:left w:val="single" w:sz="6" w:space="0" w:color="auto"/>
-              <w:bottom w:val="single" w:sz="6" w:space="0" w:color="auto"/>
-              <w:right w:val="single" w:sz="6" w:space="0" w:color="auto"/>
-            </w:tcBorders>
-            <w:noWrap/>
-            <w:tcMar>
-              <w:top w:w="120" w:type="dxa"/>
-              <w:left w:w="180" w:type="dxa"/>
-              <w:bottom w:w="120" w:type="dxa"/>
-              <w:right w:w="180" w:type="dxa"/>
-            </w:tcMar>
-            <w:vAlign w:val="center"/>
-            <w:hideMark/>
-          </w:tcPr>
-          <w:p>
-            <w:pPr>
-              <w:spacing w:after="0" w:line="360" w:lineRule="auto"/>
-              <w:rPr>
-                <w:rFonts w:ascii="Times New Roman" w:eastAsia="Times New Roman" w:hAnsi="Times New Roman" w:cs="Times New Roman"/>
-                <w:kern w:val="0"/>
-                <w:sz w:val="28"/>
-                <w:szCs w:val="28"/>
-                <w:lang w:eastAsia="ru-RU"/>
-                <w14:ligatures w14:val="none"/>
-              </w:rPr>
-            </w:pPr>
-            <w:r>
-              <w:rPr>
-                <w:rFonts w:ascii="Times New Roman" w:eastAsia="Times New Roman" w:hAnsi="Times New Roman" w:cs="Times New Roman"/>
-                <w:kern w:val="0"/>
-                <w:sz w:val="28"/>
-                <w:szCs w:val="28"/>
-                <w:lang w:eastAsia="ru-RU"/>
-                <w14:ligatures w14:val="none"/>
-              </w:rPr>
-              <w:t>Модуль клиента, модуль администратора, модуль тренера, база данных</w:t>
+              <w:t xml:space="preserve">Модуль клиента, модуль администратора, модуль </w:t>
+            </w:r>
+            <w:r>
+              <w:rPr>
+                <w:rFonts w:ascii="Times New Roman" w:eastAsia="Times New Roman" w:hAnsi="Times New Roman" w:cs="Times New Roman"/>
+                <w:kern w:val="0"/>
+                <w:sz w:val="28"/>
+                <w:szCs w:val="28"/>
+                <w:lang w:eastAsia="ru-RU"/>
+                <w14:ligatures w14:val="none"/>
+              </w:rPr>
+              <w:lastRenderedPageBreak/>
+              <w:t>тренера, база данных</w:t>
             </w:r>
           </w:p>
         </w:tc>
@@ -1579,7 +1591,7 @@
       <w:tr>
         <w:tc>
           <w:tcPr>
-            <w:tcW w:w="0" w:type="auto"/>
+            <w:tcW w:w="679" w:type="pct"/>
             <w:tcBorders>
               <w:top w:val="single" w:sz="6" w:space="0" w:color="auto"/>
               <w:left w:val="single" w:sz="6" w:space="0" w:color="auto"/>
@@ -1617,13 +1629,14 @@
                 <w:lang w:eastAsia="ru-RU"/>
                 <w14:ligatures w14:val="none"/>
               </w:rPr>
+              <w:lastRenderedPageBreak/>
               <w:t>Модуль абонементов</w:t>
             </w:r>
           </w:p>
         </w:tc>
         <w:tc>
           <w:tcPr>
-            <w:tcW w:w="0" w:type="auto"/>
+            <w:tcW w:w="3243" w:type="pct"/>
             <w:tcBorders>
               <w:top w:val="single" w:sz="6" w:space="0" w:color="auto"/>
               <w:left w:val="single" w:sz="6" w:space="0" w:color="auto"/>
@@ -1713,7 +1726,7 @@
       <w:tr>
         <w:tc>
           <w:tcPr>
-            <w:tcW w:w="0" w:type="auto"/>
+            <w:tcW w:w="679" w:type="pct"/>
             <w:tcBorders>
               <w:top w:val="single" w:sz="6" w:space="0" w:color="auto"/>
               <w:left w:val="single" w:sz="6" w:space="0" w:color="auto"/>
@@ -1757,7 +1770,7 @@
         </w:tc>
         <w:tc>
           <w:tcPr>
-            <w:tcW w:w="0" w:type="auto"/>
+            <w:tcW w:w="3243" w:type="pct"/>
             <w:tcBorders>
               <w:top w:val="single" w:sz="6" w:space="0" w:color="auto"/>
               <w:left w:val="single" w:sz="6" w:space="0" w:color="auto"/>
@@ -1847,7 +1860,7 @@
       <w:tr>
         <w:tc>
           <w:tcPr>
-            <w:tcW w:w="0" w:type="auto"/>
+            <w:tcW w:w="679" w:type="pct"/>
             <w:tcBorders>
               <w:top w:val="single" w:sz="6" w:space="0" w:color="auto"/>
               <w:left w:val="single" w:sz="6" w:space="0" w:color="auto"/>
@@ -1891,7 +1904,7 @@
         </w:tc>
         <w:tc>
           <w:tcPr>
-            <w:tcW w:w="0" w:type="auto"/>
+            <w:tcW w:w="3243" w:type="pct"/>
             <w:tcBorders>
               <w:top w:val="single" w:sz="6" w:space="0" w:color="auto"/>
               <w:left w:val="single" w:sz="6" w:space="0" w:color="auto"/>
@@ -1929,7 +1942,7 @@
                 <w:lang w:eastAsia="ru-RU"/>
                 <w14:ligatures w14:val="none"/>
               </w:rPr>
-              <w:t>Формирование отчетов по посещаемости и продажам</w:t>
+              <w:t>Модуль отчётов обеспечивает директору фитнес-клуба доступ к отчётам о посещаемости тренировок и продажах абонементов. Доступ предоставляется после авторизации пользователя с ролью «Директор». Данные для формирования отчётов поступают из базы данных системы.</w:t>
             </w:r>
           </w:p>
         </w:tc>
@@ -1981,7 +1994,7 @@
       <w:tr>
         <w:tc>
           <w:tcPr>
-            <w:tcW w:w="0" w:type="auto"/>
+            <w:tcW w:w="679" w:type="pct"/>
             <w:tcBorders>
               <w:top w:val="single" w:sz="6" w:space="0" w:color="auto"/>
               <w:left w:val="single" w:sz="6" w:space="0" w:color="auto"/>
@@ -2019,14 +2032,13 @@
                 <w:lang w:eastAsia="ru-RU"/>
                 <w14:ligatures w14:val="none"/>
               </w:rPr>
-              <w:lastRenderedPageBreak/>
               <w:t>База данных</w:t>
             </w:r>
           </w:p>
         </w:tc>
         <w:tc>
           <w:tcPr>
-            <w:tcW w:w="0" w:type="auto"/>
+            <w:tcW w:w="3243" w:type="pct"/>
             <w:tcBorders>
               <w:top w:val="single" w:sz="6" w:space="0" w:color="auto"/>
               <w:left w:val="single" w:sz="6" w:space="0" w:color="auto"/>
@@ -2153,6 +2165,7 @@
           <w:lang w:eastAsia="ru-RU"/>
           <w14:ligatures w14:val="none"/>
         </w:rPr>
+        <w:lastRenderedPageBreak/>
         <w:t>Простая схема архитектуры</w:t>
       </w:r>
     </w:p>
